--- a/pr-preview/pr-153/limit-theorems.docx
+++ b/pr-preview/pr-153/limit-theorems.docx
@@ -15,7 +15,7 @@
         <w:pStyle w:val="Date"/>
       </w:pPr>
       <w:r>
-        <w:t xml:space="preserve">Last modified: 2026-10-14 23:23:36 (PDT)</w:t>
+        <w:t xml:space="preserve">Last modified: 2026-10-15 00:07:50 (PDT)</w:t>
       </w:r>
     </w:p>
     <w:bookmarkStart w:id="37" w:name="sec-clt"/>
@@ -17879,6 +17879,26 @@
         <w:t xml:space="preserve"> </w:t>
       </w:r>
       <w:r>
+        <w:t xml:space="preserve">The exponent is a quadratic in</w:t>
+      </w:r>
+      <w:r>
+        <w:t xml:space="preserve"> </w:t>
+      </w:r>
+      <m:oMath>
+        <m:r>
+          <m:t>s</m:t>
+        </m:r>
+      </m:oMath>
+      <w:r>
+        <w:t xml:space="preserve"> </w:t>
+      </w:r>
+      <w:r>
+        <w:t xml:space="preserve">with a positive leading coefficient, so it has one minimum, where its derivative is zero.</w:t>
+      </w:r>
+      <w:r>
+        <w:t xml:space="preserve"> </w:t>
+      </w:r>
+      <w:r>
         <w:t xml:space="preserve">Its derivative in</w:t>
       </w:r>
       <w:r>
@@ -19956,7 +19976,36 @@
         <w:t xml:space="preserve"> </w:t>
       </w:r>
       <w:r>
-        <w:t xml:space="preserve">so</w:t>
+        <w:t xml:space="preserve">and the draws are made with replacement, so the</w:t>
+      </w:r>
+      <w:r>
+        <w:t xml:space="preserve"> </w:t>
+      </w:r>
+      <m:oMath>
+        <m:sSub>
+          <m:e>
+            <m:r>
+              <m:t>X</m:t>
+            </m:r>
+          </m:e>
+          <m:sub>
+            <m:r>
+              <m:t>i</m:t>
+            </m:r>
+          </m:sub>
+        </m:sSub>
+      </m:oMath>
+      <w:r>
+        <w:t xml:space="preserve"> </w:t>
+      </w:r>
+      <w:r>
+        <w:t xml:space="preserve">are IID</w:t>
+      </w:r>
+      <w:r>
+        <w:t xml:space="preserve"> </w:t>
+      </w:r>
+      <w:r>
+        <w:t xml:space="preserve">and</w:t>
       </w:r>
       <w:r>
         <w:t xml:space="preserve"> </w:t>
@@ -20002,13 +20051,13 @@
         <w:t xml:space="preserve"> </w:t>
       </w:r>
       <w:r>
-        <w:t xml:space="preserve">samples of each size with replacement,</w:t>
-      </w:r>
-      <w:r>
-        <w:t xml:space="preserve"> </w:t>
-      </w:r>
-      <w:r>
-        <w:t xml:space="preserve">counts the samples whose share misses</w:t>
+        <w:t xml:space="preserve">samples of each size,</w:t>
+      </w:r>
+      <w:r>
+        <w:t xml:space="preserve"> </w:t>
+      </w:r>
+      <w:r>
+        <w:t xml:space="preserve">computes the proportion of samples whose share misses</w:t>
       </w:r>
       <w:r>
         <w:t xml:space="preserve"> </w:t>
@@ -20048,7 +20097,7 @@
         <w:t xml:space="preserve"> </w:t>
       </w:r>
       <w:r>
-        <w:t xml:space="preserve">and sets that count beside the bound</w:t>
+        <w:t xml:space="preserve">and sets that proportion beside the bound</w:t>
       </w:r>
       <w:r>
         <w:t xml:space="preserve"> </w:t>
@@ -21104,7 +21153,7 @@
         <w:pStyle w:val="FirstParagraph"/>
       </w:pPr>
       <w:r>
-        <w:t xml:space="preserve">Both bounds hold at every sample size.</w:t>
+        <w:t xml:space="preserve">The simulated proportions lie below both bounds at every sample size, as the bounds require.</w:t>
       </w:r>
       <w:r>
         <w:t xml:space="preserve"> </w:t>
@@ -21208,7 +21257,7 @@
         <w:t xml:space="preserve"> </w:t>
       </w:r>
       <w:r>
-        <w:t xml:space="preserve">so from</w:t>
+        <w:t xml:space="preserve">so at</w:t>
       </w:r>
       <w:r>
         <w:t xml:space="preserve"> </w:t>
@@ -21231,7 +21280,30 @@
         <w:t xml:space="preserve"> </w:t>
       </w:r>
       <w:r>
-        <w:t xml:space="preserve">on Hoeffding’s is smaller.</w:t>
+        <w:t xml:space="preserve">and</w:t>
+      </w:r>
+      <w:r>
+        <w:t xml:space="preserve"> </w:t>
+      </w:r>
+      <m:oMath>
+        <m:r>
+          <m:t>n</m:t>
+        </m:r>
+        <m:r>
+          <m:rPr>
+            <m:sty m:val="p"/>
+          </m:rPr>
+          <m:t>=</m:t>
+        </m:r>
+        <m:r>
+          <m:t>400</m:t>
+        </m:r>
+      </m:oMath>
+      <w:r>
+        <w:t xml:space="preserve"> </w:t>
+      </w:r>
+      <w:r>
+        <w:t xml:space="preserve">Hoeffding’s is the smaller.</w:t>
       </w:r>
       <w:r>
         <w:t xml:space="preserve"> </w:t>

--- a/pr-preview/pr-153/limit-theorems.docx
+++ b/pr-preview/pr-153/limit-theorems.docx
@@ -15,7 +15,7 @@
         <w:pStyle w:val="Date"/>
       </w:pPr>
       <w:r>
-        <w:t xml:space="preserve">Last modified: 2026-10-15 00:07:50 (PDT)</w:t>
+        <w:t xml:space="preserve">Last modified: 2026-10-15 00:16:44 (PDT)</w:t>
       </w:r>
     </w:p>
     <w:bookmarkStart w:id="37" w:name="sec-clt"/>
@@ -21153,7 +21153,7 @@
         <w:pStyle w:val="FirstParagraph"/>
       </w:pPr>
       <w:r>
-        <w:t xml:space="preserve">The simulated proportions lie below both bounds at every sample size, as the bounds require.</w:t>
+        <w:t xml:space="preserve">The simulated proportions lie below both bounds at every sample size, as they should: the bounds apply to the true probabilities these proportions estimate.</w:t>
       </w:r>
       <w:r>
         <w:t xml:space="preserve"> </w:t>

--- a/pr-preview/pr-153/limit-theorems.docx
+++ b/pr-preview/pr-153/limit-theorems.docx
@@ -15,7 +15,7 @@
         <w:pStyle w:val="Date"/>
       </w:pPr>
       <w:r>
-        <w:t xml:space="preserve">Last modified: 2026-10-15 00:16:44 (PDT)</w:t>
+        <w:t xml:space="preserve">Last modified: 2026-10-15 00:30:30 (PDT)</w:t>
       </w:r>
     </w:p>
     <w:bookmarkStart w:id="37" w:name="sec-clt"/>
@@ -20795,8 +20795,236 @@
       </w:r>
       <w:r>
         <w:rPr>
+          <w:rStyle w:val="NormalTok"/>
+        </w:rPr>
+        <w:t xml:space="preserve">hoeffding_bound </w:t>
+      </w:r>
+      <w:r>
+        <w:rPr>
+          <w:rStyle w:val="OtherTok"/>
+        </w:rPr>
+        <w:t xml:space="preserve">&lt;-</w:t>
+      </w:r>
+      <w:r>
+        <w:rPr>
+          <w:rStyle w:val="NormalTok"/>
+        </w:rPr>
+        <w:t xml:space="preserve"> </w:t>
+      </w:r>
+      <w:r>
+        <w:rPr>
           <w:rStyle w:val="FunctionTok"/>
         </w:rPr>
+        <w:t xml:space="preserve">pmin</w:t>
+      </w:r>
+      <w:r>
+        <w:rPr>
+          <w:rStyle w:val="NormalTok"/>
+        </w:rPr>
+        <w:t xml:space="preserve">(</w:t>
+      </w:r>
+      <w:r>
+        <w:rPr>
+          <w:rStyle w:val="DecValTok"/>
+        </w:rPr>
+        <w:t xml:space="preserve">1</w:t>
+      </w:r>
+      <w:r>
+        <w:rPr>
+          <w:rStyle w:val="NormalTok"/>
+        </w:rPr>
+        <w:t xml:space="preserve">, </w:t>
+      </w:r>
+      <w:r>
+        <w:rPr>
+          <w:rStyle w:val="DecValTok"/>
+        </w:rPr>
+        <w:t xml:space="preserve">2</w:t>
+      </w:r>
+      <w:r>
+        <w:rPr>
+          <w:rStyle w:val="NormalTok"/>
+        </w:rPr>
+        <w:t xml:space="preserve"> </w:t>
+      </w:r>
+      <w:r>
+        <w:rPr>
+          <w:rStyle w:val="SpecialCharTok"/>
+        </w:rPr>
+        <w:t xml:space="preserve">*</w:t>
+      </w:r>
+      <w:r>
+        <w:rPr>
+          <w:rStyle w:val="NormalTok"/>
+        </w:rPr>
+        <w:t xml:space="preserve"> </w:t>
+      </w:r>
+      <w:r>
+        <w:rPr>
+          <w:rStyle w:val="FunctionTok"/>
+        </w:rPr>
+        <w:t xml:space="preserve">exp</w:t>
+      </w:r>
+      <w:r>
+        <w:rPr>
+          <w:rStyle w:val="NormalTok"/>
+        </w:rPr>
+        <w:t xml:space="preserve">(</w:t>
+      </w:r>
+      <w:r>
+        <w:rPr>
+          <w:rStyle w:val="SpecialCharTok"/>
+        </w:rPr>
+        <w:t xml:space="preserve">-</w:t>
+      </w:r>
+      <w:r>
+        <w:rPr>
+          <w:rStyle w:val="DecValTok"/>
+        </w:rPr>
+        <w:t xml:space="preserve">2</w:t>
+      </w:r>
+      <w:r>
+        <w:rPr>
+          <w:rStyle w:val="NormalTok"/>
+        </w:rPr>
+        <w:t xml:space="preserve"> </w:t>
+      </w:r>
+      <w:r>
+        <w:rPr>
+          <w:rStyle w:val="SpecialCharTok"/>
+        </w:rPr>
+        <w:t xml:space="preserve">*</w:t>
+      </w:r>
+      <w:r>
+        <w:rPr>
+          <w:rStyle w:val="NormalTok"/>
+        </w:rPr>
+        <w:t xml:space="preserve"> n </w:t>
+      </w:r>
+      <w:r>
+        <w:rPr>
+          <w:rStyle w:val="SpecialCharTok"/>
+        </w:rPr>
+        <w:t xml:space="preserve">*</w:t>
+      </w:r>
+      <w:r>
+        <w:rPr>
+          <w:rStyle w:val="NormalTok"/>
+        </w:rPr>
+        <w:t xml:space="preserve"> tol</w:t>
+      </w:r>
+      <w:r>
+        <w:rPr>
+          <w:rStyle w:val="SpecialCharTok"/>
+        </w:rPr>
+        <w:t xml:space="preserve">^</w:t>
+      </w:r>
+      <w:r>
+        <w:rPr>
+          <w:rStyle w:val="DecValTok"/>
+        </w:rPr>
+        <w:t xml:space="preserve">2</w:t>
+      </w:r>
+      <w:r>
+        <w:rPr>
+          <w:rStyle w:val="NormalTok"/>
+        </w:rPr>
+        <w:t xml:space="preserve">))</w:t>
+      </w:r>
+      <w:r>
+        <w:br/>
+      </w:r>
+      <w:r>
+        <w:rPr>
+          <w:rStyle w:val="NormalTok"/>
+        </w:rPr>
+        <w:t xml:space="preserve">chebyshev_bound </w:t>
+      </w:r>
+      <w:r>
+        <w:rPr>
+          <w:rStyle w:val="OtherTok"/>
+        </w:rPr>
+        <w:t xml:space="preserve">&lt;-</w:t>
+      </w:r>
+      <w:r>
+        <w:rPr>
+          <w:rStyle w:val="NormalTok"/>
+        </w:rPr>
+        <w:t xml:space="preserve"> </w:t>
+      </w:r>
+      <w:r>
+        <w:rPr>
+          <w:rStyle w:val="FunctionTok"/>
+        </w:rPr>
+        <w:t xml:space="preserve">pmin</w:t>
+      </w:r>
+      <w:r>
+        <w:rPr>
+          <w:rStyle w:val="NormalTok"/>
+        </w:rPr>
+        <w:t xml:space="preserve">(</w:t>
+      </w:r>
+      <w:r>
+        <w:rPr>
+          <w:rStyle w:val="DecValTok"/>
+        </w:rPr>
+        <w:t xml:space="preserve">1</w:t>
+      </w:r>
+      <w:r>
+        <w:rPr>
+          <w:rStyle w:val="NormalTok"/>
+        </w:rPr>
+        <w:t xml:space="preserve">, sigma2 </w:t>
+      </w:r>
+      <w:r>
+        <w:rPr>
+          <w:rStyle w:val="SpecialCharTok"/>
+        </w:rPr>
+        <w:t xml:space="preserve">/</w:t>
+      </w:r>
+      <w:r>
+        <w:rPr>
+          <w:rStyle w:val="NormalTok"/>
+        </w:rPr>
+        <w:t xml:space="preserve"> (n </w:t>
+      </w:r>
+      <w:r>
+        <w:rPr>
+          <w:rStyle w:val="SpecialCharTok"/>
+        </w:rPr>
+        <w:t xml:space="preserve">*</w:t>
+      </w:r>
+      <w:r>
+        <w:rPr>
+          <w:rStyle w:val="NormalTok"/>
+        </w:rPr>
+        <w:t xml:space="preserve"> tol</w:t>
+      </w:r>
+      <w:r>
+        <w:rPr>
+          <w:rStyle w:val="SpecialCharTok"/>
+        </w:rPr>
+        <w:t xml:space="preserve">^</w:t>
+      </w:r>
+      <w:r>
+        <w:rPr>
+          <w:rStyle w:val="DecValTok"/>
+        </w:rPr>
+        <w:t xml:space="preserve">2</w:t>
+      </w:r>
+      <w:r>
+        <w:rPr>
+          <w:rStyle w:val="NormalTok"/>
+        </w:rPr>
+        <w:t xml:space="preserve">))</w:t>
+      </w:r>
+      <w:r>
+        <w:br/>
+      </w:r>
+      <w:r>
+        <w:rPr>
+          <w:rStyle w:val="FunctionTok"/>
+        </w:rPr>
         <w:t xml:space="preserve">data.frame</w:t>
       </w:r>
       <w:r>
@@ -20866,127 +21094,7 @@
         <w:rPr>
           <w:rStyle w:val="NormalTok"/>
         </w:rPr>
-        <w:t xml:space="preserve"> </w:t>
-      </w:r>
-      <w:r>
-        <w:rPr>
-          <w:rStyle w:val="FunctionTok"/>
-        </w:rPr>
-        <w:t xml:space="preserve">pmin</w:t>
-      </w:r>
-      <w:r>
-        <w:rPr>
-          <w:rStyle w:val="NormalTok"/>
-        </w:rPr>
-        <w:t xml:space="preserve">(</w:t>
-      </w:r>
-      <w:r>
-        <w:rPr>
-          <w:rStyle w:val="DecValTok"/>
-        </w:rPr>
-        <w:t xml:space="preserve">1</w:t>
-      </w:r>
-      <w:r>
-        <w:rPr>
-          <w:rStyle w:val="NormalTok"/>
-        </w:rPr>
-        <w:t xml:space="preserve">, </w:t>
-      </w:r>
-      <w:r>
-        <w:rPr>
-          <w:rStyle w:val="DecValTok"/>
-        </w:rPr>
-        <w:t xml:space="preserve">2</w:t>
-      </w:r>
-      <w:r>
-        <w:rPr>
-          <w:rStyle w:val="NormalTok"/>
-        </w:rPr>
-        <w:t xml:space="preserve"> </w:t>
-      </w:r>
-      <w:r>
-        <w:rPr>
-          <w:rStyle w:val="SpecialCharTok"/>
-        </w:rPr>
-        <w:t xml:space="preserve">*</w:t>
-      </w:r>
-      <w:r>
-        <w:rPr>
-          <w:rStyle w:val="NormalTok"/>
-        </w:rPr>
-        <w:t xml:space="preserve"> </w:t>
-      </w:r>
-      <w:r>
-        <w:rPr>
-          <w:rStyle w:val="FunctionTok"/>
-        </w:rPr>
-        <w:t xml:space="preserve">exp</w:t>
-      </w:r>
-      <w:r>
-        <w:rPr>
-          <w:rStyle w:val="NormalTok"/>
-        </w:rPr>
-        <w:t xml:space="preserve">(</w:t>
-      </w:r>
-      <w:r>
-        <w:rPr>
-          <w:rStyle w:val="SpecialCharTok"/>
-        </w:rPr>
-        <w:t xml:space="preserve">-</w:t>
-      </w:r>
-      <w:r>
-        <w:rPr>
-          <w:rStyle w:val="DecValTok"/>
-        </w:rPr>
-        <w:t xml:space="preserve">2</w:t>
-      </w:r>
-      <w:r>
-        <w:rPr>
-          <w:rStyle w:val="NormalTok"/>
-        </w:rPr>
-        <w:t xml:space="preserve"> </w:t>
-      </w:r>
-      <w:r>
-        <w:rPr>
-          <w:rStyle w:val="SpecialCharTok"/>
-        </w:rPr>
-        <w:t xml:space="preserve">*</w:t>
-      </w:r>
-      <w:r>
-        <w:rPr>
-          <w:rStyle w:val="NormalTok"/>
-        </w:rPr>
-        <w:t xml:space="preserve"> n </w:t>
-      </w:r>
-      <w:r>
-        <w:rPr>
-          <w:rStyle w:val="SpecialCharTok"/>
-        </w:rPr>
-        <w:t xml:space="preserve">*</w:t>
-      </w:r>
-      <w:r>
-        <w:rPr>
-          <w:rStyle w:val="NormalTok"/>
-        </w:rPr>
-        <w:t xml:space="preserve"> tol</w:t>
-      </w:r>
-      <w:r>
-        <w:rPr>
-          <w:rStyle w:val="SpecialCharTok"/>
-        </w:rPr>
-        <w:t xml:space="preserve">^</w:t>
-      </w:r>
-      <w:r>
-        <w:rPr>
-          <w:rStyle w:val="DecValTok"/>
-        </w:rPr>
-        <w:t xml:space="preserve">2</w:t>
-      </w:r>
-      <w:r>
-        <w:rPr>
-          <w:rStyle w:val="NormalTok"/>
-        </w:rPr>
-        <w:t xml:space="preserve">)),</w:t>
+        <w:t xml:space="preserve"> hoeffding_bound,</w:t>
       </w:r>
       <w:r>
         <w:br/>
@@ -21007,73 +21115,7 @@
         <w:rPr>
           <w:rStyle w:val="NormalTok"/>
         </w:rPr>
-        <w:t xml:space="preserve"> </w:t>
-      </w:r>
-      <w:r>
-        <w:rPr>
-          <w:rStyle w:val="FunctionTok"/>
-        </w:rPr>
-        <w:t xml:space="preserve">pmin</w:t>
-      </w:r>
-      <w:r>
-        <w:rPr>
-          <w:rStyle w:val="NormalTok"/>
-        </w:rPr>
-        <w:t xml:space="preserve">(</w:t>
-      </w:r>
-      <w:r>
-        <w:rPr>
-          <w:rStyle w:val="DecValTok"/>
-        </w:rPr>
-        <w:t xml:space="preserve">1</w:t>
-      </w:r>
-      <w:r>
-        <w:rPr>
-          <w:rStyle w:val="NormalTok"/>
-        </w:rPr>
-        <w:t xml:space="preserve">, sigma2 </w:t>
-      </w:r>
-      <w:r>
-        <w:rPr>
-          <w:rStyle w:val="SpecialCharTok"/>
-        </w:rPr>
-        <w:t xml:space="preserve">/</w:t>
-      </w:r>
-      <w:r>
-        <w:rPr>
-          <w:rStyle w:val="NormalTok"/>
-        </w:rPr>
-        <w:t xml:space="preserve"> (n </w:t>
-      </w:r>
-      <w:r>
-        <w:rPr>
-          <w:rStyle w:val="SpecialCharTok"/>
-        </w:rPr>
-        <w:t xml:space="preserve">*</w:t>
-      </w:r>
-      <w:r>
-        <w:rPr>
-          <w:rStyle w:val="NormalTok"/>
-        </w:rPr>
-        <w:t xml:space="preserve"> tol</w:t>
-      </w:r>
-      <w:r>
-        <w:rPr>
-          <w:rStyle w:val="SpecialCharTok"/>
-        </w:rPr>
-        <w:t xml:space="preserve">^</w:t>
-      </w:r>
-      <w:r>
-        <w:rPr>
-          <w:rStyle w:val="DecValTok"/>
-        </w:rPr>
-        <w:t xml:space="preserve">2</w:t>
-      </w:r>
-      <w:r>
-        <w:rPr>
-          <w:rStyle w:val="NormalTok"/>
-        </w:rPr>
-        <w:t xml:space="preserve">))</w:t>
+        <w:t xml:space="preserve"> chebyshev_bound</w:t>
       </w:r>
       <w:r>
         <w:br/>

--- a/pr-preview/pr-153/limit-theorems.docx
+++ b/pr-preview/pr-153/limit-theorems.docx
@@ -15,7 +15,7 @@
         <w:pStyle w:val="Date"/>
       </w:pPr>
       <w:r>
-        <w:t xml:space="preserve">Last modified: 2026-10-15 00:30:30 (PDT)</w:t>
+        <w:t xml:space="preserve">Last modified: 2026-10-15 01:14:00 (PDT)</w:t>
       </w:r>
     </w:p>
     <w:bookmarkStart w:id="37" w:name="sec-clt"/>
